--- a/en/wisdom-stories/begin-with-self-examination.docx
+++ b/en/wisdom-stories/begin-with-self-examination.docx
@@ -79,7 +79,7 @@
         <w:rPr>
           <w:lang/>
         </w:rPr>
-        <w:t>Consider your eyes—have you looked at what is forbidden?</w:t>
+        <w:t xml:space="preserve">“Consider your eyes—have you looked at what is forbidden?</w:t>
       </w:r>
     </w:p>
     <w:p>
@@ -92,7 +92,7 @@
         <w:rPr>
           <w:lang/>
         </w:rPr>
-        <w:t>Consider your tongue and your ears—have you spoken ill of others or listened to gossip?</w:t>
+        <w:t xml:space="preserve">“Consider your tongue and your ears—have you spoken ill of others or listened to gossip?</w:t>
       </w:r>
     </w:p>
     <w:p>
@@ -105,7 +105,7 @@
         <w:rPr>
           <w:lang/>
         </w:rPr>
-        <w:t>Consider your hands—have you reached for what is not rightfully yours or tainted your livelihood with dishonest gains?</w:t>
+        <w:t xml:space="preserve">“Consider your hands—have you reached for what is not rightfully yours or tainted your livelihood with dishonest gains?</w:t>
       </w:r>
     </w:p>
     <w:p>
@@ -118,7 +118,7 @@
         <w:rPr>
           <w:lang/>
         </w:rPr>
-        <w:t>Consider your steps—have they taken you somewhere you should not have gone?”</w:t>
+        <w:t xml:space="preserve">“Consider your steps—have they taken you somewhere you should not have gone?”</w:t>
       </w:r>
     </w:p>
     <w:p>
@@ -133,7 +133,7 @@
           <w:bCs/>
           <w:lang/>
         </w:rPr>
-        <w:t>Moral: Not every misfortune is caused by our own actions. Yet we are responsible for examining ourselves honestly, recognising our mistakes and putting them right. Be mindful of what you look at, what you say, how you earn your living and the path you follow.</w:t>
+        <w:t xml:space="preserve">Moral: Not every misfortune is caused by our own actions. Yet we are responsible for examining ourselves honestly, recognizing our mistakes and putting them right. Be mindful of what you look at, what you say, how you earn your living and the path you follow.</w:t>
       </w:r>
     </w:p>
     <w:p>
